--- a/Fairness_reflection.docx
+++ b/Fairness_reflection.docx
@@ -22,7 +22,7 @@
     </w:p>
     <w:p>
       <w:pPr>
-        <w:pStyle w:val="23"/>
+        <w:pStyle w:val="24"/>
         <w:spacing w:line="360" w:lineRule="auto"/>
         <w:rPr>
           <w:rFonts w:hint="default" w:ascii="Arial" w:hAnsi="Arial" w:cs="Arial" w:eastAsiaTheme="minorEastAsia"/>
@@ -41,7 +41,7 @@
     </w:p>
     <w:p>
       <w:pPr>
-        <w:pStyle w:val="49"/>
+        <w:pStyle w:val="50"/>
         <w:spacing w:line="360" w:lineRule="auto"/>
         <w:rPr>
           <w:rFonts w:hint="default" w:ascii="Arial" w:hAnsi="Arial" w:cs="Arial" w:eastAsiaTheme="minorEastAsia"/>
@@ -49,7 +49,7 @@
       </w:pPr>
       <w:r>
         <w:rPr>
-          <w:rStyle w:val="48"/>
+          <w:rStyle w:val="49"/>
           <w:rFonts w:hint="default" w:ascii="Arial" w:hAnsi="Arial" w:cs="Arial" w:eastAsiaTheme="minorEastAsia"/>
         </w:rPr>
         <w:t xml:space="preserve"> *   Heliopolis &gt;&gt; 13 members (22.03%) and 77 checkouts (22.25%)</w:t>
@@ -62,7 +62,7 @@
       </w:r>
       <w:r>
         <w:rPr>
-          <w:rStyle w:val="48"/>
+          <w:rStyle w:val="49"/>
           <w:rFonts w:hint="default" w:ascii="Arial" w:hAnsi="Arial" w:cs="Arial" w:eastAsiaTheme="minorEastAsia"/>
         </w:rPr>
         <w:t xml:space="preserve"> *   Maadi &gt;&gt; 18 members (30.51%) and 93 checkouts (26.88%)</w:t>
@@ -75,7 +75,7 @@
       </w:r>
       <w:r>
         <w:rPr>
-          <w:rStyle w:val="48"/>
+          <w:rStyle w:val="49"/>
           <w:rFonts w:hint="default" w:ascii="Arial" w:hAnsi="Arial" w:cs="Arial" w:eastAsiaTheme="minorEastAsia"/>
         </w:rPr>
         <w:t xml:space="preserve"> *   Nasr City &gt;&gt; 13 members (22.03%) and 85 checkouts (24.57%)</w:t>
@@ -88,7 +88,7 @@
       </w:r>
       <w:r>
         <w:rPr>
-          <w:rStyle w:val="48"/>
+          <w:rStyle w:val="49"/>
           <w:rFonts w:hint="default" w:ascii="Arial" w:hAnsi="Arial" w:cs="Arial" w:eastAsiaTheme="minorEastAsia"/>
         </w:rPr>
         <w:t xml:space="preserve"> *   Shubra &gt;&gt; 5 members (8.47%) and 32 checkouts (9.25%)</w:t>
@@ -101,7 +101,7 @@
       </w:r>
       <w:r>
         <w:rPr>
-          <w:rStyle w:val="48"/>
+          <w:rStyle w:val="49"/>
           <w:rFonts w:hint="default" w:ascii="Arial" w:hAnsi="Arial" w:cs="Arial" w:eastAsiaTheme="minorEastAsia"/>
         </w:rPr>
         <w:t xml:space="preserve"> *   Zamalek &gt;&gt; 10 members (16.95%) and 59 checkouts (17.05%)</w:t>
@@ -109,7 +109,7 @@
     </w:p>
     <w:p>
       <w:pPr>
-        <w:pStyle w:val="23"/>
+        <w:pStyle w:val="24"/>
         <w:spacing w:line="360" w:lineRule="auto"/>
         <w:rPr>
           <w:rFonts w:hint="default" w:ascii="Arial" w:hAnsi="Arial" w:cs="Arial" w:eastAsiaTheme="minorEastAsia"/>
@@ -128,7 +128,7 @@
     </w:p>
     <w:p>
       <w:pPr>
-        <w:pStyle w:val="49"/>
+        <w:pStyle w:val="50"/>
         <w:spacing w:line="360" w:lineRule="auto"/>
         <w:rPr>
           <w:rFonts w:hint="default" w:ascii="Arial" w:hAnsi="Arial" w:cs="Arial" w:eastAsiaTheme="minorEastAsia"/>
@@ -136,7 +136,7 @@
       </w:pPr>
       <w:r>
         <w:rPr>
-          <w:rStyle w:val="48"/>
+          <w:rStyle w:val="49"/>
           <w:rFonts w:hint="default" w:ascii="Arial" w:hAnsi="Arial" w:cs="Arial" w:eastAsiaTheme="minorEastAsia"/>
         </w:rPr>
         <w:t xml:space="preserve"> *   Heliopolis &gt;&gt; Member and checkout percentages are almost identical (22.03% vs. 22.25%)</w:t>
@@ -155,7 +155,7 @@
       </w:r>
       <w:r>
         <w:rPr>
-          <w:rStyle w:val="48"/>
+          <w:rStyle w:val="49"/>
           <w:rFonts w:hint="default" w:ascii="Arial" w:hAnsi="Arial" w:cs="Arial" w:eastAsiaTheme="minorEastAsia"/>
         </w:rPr>
         <w:t xml:space="preserve"> *   Maadi &gt;&gt; Has the largest negative difference between member and checkout representation (30.51% vs. 26.88%), with a difference of -3.63 percentage points.</w:t>
@@ -174,7 +174,7 @@
       </w:r>
       <w:r>
         <w:rPr>
-          <w:rStyle w:val="48"/>
+          <w:rStyle w:val="49"/>
           <w:rFonts w:hint="default" w:ascii="Arial" w:hAnsi="Arial" w:cs="Arial" w:eastAsiaTheme="minorEastAsia"/>
         </w:rPr>
         <w:t xml:space="preserve"> *   Nasr City &gt;&gt; Has a higher checkout representation than member representation (24.57% vs. 22.03%), with a difference of +2.54 percentage points.</w:t>
@@ -193,7 +193,7 @@
       </w:r>
       <w:r>
         <w:rPr>
-          <w:rStyle w:val="48"/>
+          <w:rStyle w:val="49"/>
           <w:rFonts w:hint="default" w:ascii="Arial" w:hAnsi="Arial" w:cs="Arial" w:eastAsiaTheme="minorEastAsia"/>
         </w:rPr>
         <w:t xml:space="preserve"> *   Shubra &gt;&gt; Has a slightly higher checkout representation than member representation (9.25% vs. 8.47%), with a difference of +0.78 percentage points</w:t>
@@ -212,7 +212,7 @@
       </w:r>
       <w:r>
         <w:rPr>
-          <w:rStyle w:val="48"/>
+          <w:rStyle w:val="49"/>
           <w:rFonts w:hint="default" w:ascii="Arial" w:hAnsi="Arial" w:cs="Arial" w:eastAsiaTheme="minorEastAsia"/>
         </w:rPr>
         <w:t xml:space="preserve"> *   Zamalek &gt;&gt; Member and checkout percentages are almost identical (16.95% vs. 17.05%).</w:t>
@@ -220,7 +220,7 @@
     </w:p>
     <w:p>
       <w:pPr>
-        <w:pStyle w:val="23"/>
+        <w:pStyle w:val="24"/>
         <w:spacing w:line="360" w:lineRule="auto"/>
         <w:rPr>
           <w:rFonts w:hint="default" w:ascii="Arial" w:hAnsi="Arial" w:cs="Arial" w:eastAsiaTheme="minorEastAsia"/>
@@ -239,7 +239,7 @@
     </w:p>
     <w:p>
       <w:pPr>
-        <w:pStyle w:val="49"/>
+        <w:pStyle w:val="50"/>
         <w:spacing w:line="360" w:lineRule="auto"/>
         <w:rPr>
           <w:rFonts w:hint="default" w:ascii="Arial" w:hAnsi="Arial" w:cs="Arial" w:eastAsiaTheme="minorEastAsia"/>
@@ -247,7 +247,7 @@
       </w:pPr>
       <w:r>
         <w:rPr>
-          <w:rStyle w:val="48"/>
+          <w:rStyle w:val="49"/>
           <w:rFonts w:hint="default" w:ascii="Arial" w:hAnsi="Arial" w:cs="Arial" w:eastAsiaTheme="minorEastAsia"/>
         </w:rPr>
         <w:t xml:space="preserve">   Maadi appears to be under-represented in checkout activity relative to its share of registered members</w:t>
@@ -266,132 +266,339 @@
       </w:r>
       <w:r>
         <w:rPr>
-          <w:rStyle w:val="48"/>
+          <w:rStyle w:val="49"/>
           <w:rFonts w:hint="default" w:ascii="Arial" w:hAnsi="Arial" w:cs="Arial" w:eastAsiaTheme="minorEastAsia"/>
         </w:rPr>
         <w:t xml:space="preserve">    Maadi contains the highest proportion of registered members (30.51%), but accounts for only</w:t>
       </w:r>
       <w:r>
         <w:rPr>
-          <w:rStyle w:val="48"/>
+          <w:rStyle w:val="49"/>
           <w:rFonts w:hint="default" w:ascii="Arial" w:hAnsi="Arial" w:cs="Arial"/>
           <w:lang w:val="en-US"/>
         </w:rPr>
-        <w:t xml:space="preserve"> </w:t>
+        <w:t xml:space="preserve"> (</w:t>
+      </w:r>
+      <w:r>
+        <w:rPr>
+          <w:rStyle w:val="49"/>
+          <w:rFonts w:hint="default" w:ascii="Arial" w:hAnsi="Arial" w:cs="Arial" w:eastAsiaTheme="minorEastAsia"/>
+        </w:rPr>
+        <w:t>26.88%</w:t>
+      </w:r>
+      <w:r>
+        <w:rPr>
+          <w:rStyle w:val="49"/>
+          <w:rFonts w:hint="default" w:ascii="Arial" w:hAnsi="Arial" w:cs="Arial"/>
+          <w:lang w:val="en-US"/>
+        </w:rPr>
+        <w:t>)</w:t>
+      </w:r>
+      <w:r>
+        <w:rPr>
+          <w:rStyle w:val="49"/>
+          <w:rFonts w:hint="default" w:ascii="Arial" w:hAnsi="Arial" w:cs="Arial" w:eastAsiaTheme="minorEastAsia"/>
+        </w:rPr>
+        <w:t xml:space="preserve"> of all checkouts.</w:t>
+      </w:r>
+      <w:r>
+        <w:rPr>
+          <w:rFonts w:hint="default" w:ascii="Arial" w:hAnsi="Arial" w:cs="Arial" w:eastAsiaTheme="minorEastAsia"/>
+        </w:rPr>
+        <w:br w:type="textWrapping"/>
+      </w:r>
+    </w:p>
+    <w:p>
+      <w:pPr>
+        <w:pStyle w:val="50"/>
+        <w:spacing w:line="360" w:lineRule="auto"/>
+        <w:rPr>
+          <w:rStyle w:val="49"/>
+          <w:rFonts w:hint="default" w:ascii="Arial" w:hAnsi="Arial" w:cs="Arial" w:eastAsiaTheme="minorEastAsia"/>
+        </w:rPr>
+      </w:pPr>
+      <w:r>
+        <w:rPr>
+          <w:rFonts w:hint="default" w:ascii="Arial" w:hAnsi="Arial" w:cs="Arial" w:eastAsiaTheme="minorEastAsia"/>
+        </w:rPr>
+        <w:br w:type="textWrapping"/>
+      </w:r>
+      <w:r>
+        <w:rPr>
+          <w:rStyle w:val="49"/>
+          <w:rFonts w:hint="default" w:ascii="Arial" w:hAnsi="Arial" w:cs="Arial" w:eastAsiaTheme="minorEastAsia"/>
+        </w:rPr>
+        <w:t xml:space="preserve"> The difference of **3.63 percentage points** is the largest negative difference among </w:t>
+      </w:r>
+      <w:r>
+        <w:rPr>
+          <w:rStyle w:val="49"/>
+          <w:rFonts w:hint="default" w:ascii="Arial" w:hAnsi="Arial" w:cs="Arial"/>
+          <w:lang w:val="en-US"/>
+        </w:rPr>
+        <w:t>a</w:t>
+      </w:r>
+      <w:r>
+        <w:rPr>
+          <w:rStyle w:val="49"/>
+          <w:rFonts w:hint="default" w:ascii="Arial" w:hAnsi="Arial" w:cs="Arial" w:eastAsiaTheme="minorEastAsia"/>
+        </w:rPr>
+        <w:t>ll neighborhoods.</w:t>
+      </w:r>
+    </w:p>
+    <w:p>
+      <w:pPr>
+        <w:pStyle w:val="50"/>
+        <w:pBdr>
+          <w:bottom w:val="single" w:color="auto" w:sz="4" w:space="0"/>
+        </w:pBdr>
+        <w:spacing w:line="360" w:lineRule="auto"/>
+        <w:rPr>
+          <w:rStyle w:val="49"/>
+          <w:rFonts w:hint="default" w:ascii="Arial" w:hAnsi="Arial" w:cs="Arial" w:eastAsiaTheme="minorEastAsia"/>
+        </w:rPr>
+      </w:pPr>
+      <w:r>
+        <w:rPr>
+          <w:rFonts w:hint="default" w:ascii="Arial" w:hAnsi="Arial" w:cs="Arial" w:eastAsiaTheme="minorEastAsia"/>
+        </w:rPr>
+        <w:br w:type="textWrapping"/>
+      </w:r>
+      <w:r>
+        <w:rPr>
+          <w:rStyle w:val="49"/>
+          <w:rFonts w:hint="default" w:ascii="Arial" w:hAnsi="Arial" w:cs="Arial" w:eastAsiaTheme="minorEastAsia"/>
+        </w:rPr>
+        <w:t xml:space="preserve"> *   Maadi also has the lowest checkout-to-member ratio among the five neighborhoods, with </w:t>
+      </w:r>
+      <w:r>
+        <w:rPr>
+          <w:rStyle w:val="49"/>
+          <w:rFonts w:hint="default" w:ascii="Arial" w:hAnsi="Arial" w:cs="Arial" w:eastAsiaTheme="minorEastAsia"/>
+          <w:highlight w:val="yellow"/>
+        </w:rPr>
+        <w:t>5.17 checkouts per member</w:t>
+      </w:r>
+      <w:r>
+        <w:rPr>
+          <w:rStyle w:val="49"/>
+          <w:rFonts w:hint="default" w:ascii="Arial" w:hAnsi="Arial" w:cs="Arial" w:eastAsiaTheme="minorEastAsia"/>
+        </w:rPr>
+        <w:t>, compared with higher rates in the other neighborhoods</w:t>
+      </w:r>
+    </w:p>
+    <w:p>
+      <w:pPr>
+        <w:pStyle w:val="50"/>
+        <w:spacing w:line="360" w:lineRule="auto"/>
+        <w:rPr>
+          <w:rStyle w:val="49"/>
+          <w:rFonts w:hint="default" w:ascii="Arial" w:hAnsi="Arial" w:cs="Arial"/>
+          <w:lang w:val="en-US"/>
+        </w:rPr>
+      </w:pPr>
+    </w:p>
+    <w:p>
+      <w:pPr>
+        <w:pStyle w:val="4"/>
+        <w:keepNext w:val="0"/>
+        <w:keepLines w:val="0"/>
+        <w:widowControl/>
+        <w:suppressLineNumbers w:val="0"/>
+        <w:spacing w:line="360" w:lineRule="auto"/>
+        <w:rPr>
+          <w:rFonts w:hint="default" w:ascii="Arial" w:hAnsi="Arial" w:cs="Arial"/>
+          <w:b/>
+          <w:bCs/>
+          <w:sz w:val="36"/>
+          <w:szCs w:val="36"/>
+        </w:rPr>
+      </w:pPr>
+      <w:r>
+        <w:rPr>
+          <w:rFonts w:hint="default" w:ascii="Arial" w:hAnsi="Arial" w:cs="Arial"/>
+          <w:b/>
+          <w:bCs/>
+          <w:sz w:val="36"/>
+          <w:szCs w:val="36"/>
+        </w:rPr>
+        <w:t>4. Recommended Next Step</w:t>
+      </w:r>
+    </w:p>
+    <w:p>
+      <w:pPr>
+        <w:pStyle w:val="22"/>
+        <w:keepNext w:val="0"/>
+        <w:keepLines w:val="0"/>
+        <w:widowControl/>
+        <w:suppressLineNumbers w:val="0"/>
+        <w:spacing w:before="0" w:beforeAutospacing="1" w:after="0" w:afterAutospacing="1" w:line="360" w:lineRule="auto"/>
+        <w:ind w:left="0" w:right="0"/>
+        <w:rPr>
+          <w:rFonts w:hint="default" w:ascii="Arial" w:hAnsi="Arial" w:cs="Arial"/>
+          <w:sz w:val="22"/>
+          <w:szCs w:val="22"/>
+        </w:rPr>
+      </w:pPr>
+      <w:r>
+        <w:rPr>
+          <w:rFonts w:hint="default" w:ascii="Arial" w:hAnsi="Arial" w:cs="Arial"/>
+          <w:sz w:val="22"/>
+          <w:szCs w:val="22"/>
+        </w:rPr>
+        <w:t>For the next summer program, the library could introduce targeted outreach activities for Maadi residents, such as:</w:t>
+      </w:r>
+    </w:p>
+    <w:p>
+      <w:pPr>
+        <w:keepNext w:val="0"/>
+        <w:keepLines w:val="0"/>
+        <w:widowControl/>
+        <w:numPr>
+          <w:ilvl w:val="0"/>
+          <w:numId w:val="1"/>
+        </w:numPr>
+        <w:suppressLineNumbers w:val="0"/>
+        <w:spacing w:before="0" w:beforeAutospacing="1" w:after="0" w:afterAutospacing="1" w:line="360" w:lineRule="auto"/>
+        <w:ind w:left="720" w:hanging="360"/>
+        <w:rPr>
+          <w:rFonts w:hint="default" w:ascii="Arial" w:hAnsi="Arial" w:cs="Arial"/>
+          <w:sz w:val="22"/>
+          <w:szCs w:val="22"/>
+        </w:rPr>
+      </w:pPr>
+      <w:r>
+        <w:rPr>
+          <w:rFonts w:hint="default" w:ascii="Arial" w:hAnsi="Arial" w:cs="Arial"/>
+          <w:sz w:val="22"/>
+          <w:szCs w:val="22"/>
+        </w:rPr>
+        <w:t>Reading challenges.</w:t>
+      </w:r>
+    </w:p>
+    <w:p>
+      <w:pPr>
+        <w:keepNext w:val="0"/>
+        <w:keepLines w:val="0"/>
+        <w:widowControl/>
+        <w:numPr>
+          <w:ilvl w:val="0"/>
+          <w:numId w:val="1"/>
+        </w:numPr>
+        <w:suppressLineNumbers w:val="0"/>
+        <w:spacing w:before="0" w:beforeAutospacing="1" w:after="0" w:afterAutospacing="1" w:line="360" w:lineRule="auto"/>
+        <w:ind w:left="720" w:hanging="360"/>
+        <w:rPr>
+          <w:rFonts w:hint="default" w:ascii="Arial" w:hAnsi="Arial" w:cs="Arial"/>
+          <w:sz w:val="22"/>
+          <w:szCs w:val="22"/>
+        </w:rPr>
+      </w:pPr>
+      <w:r>
+        <w:rPr>
+          <w:rFonts w:hint="default" w:ascii="Arial" w:hAnsi="Arial" w:cs="Arial"/>
+          <w:sz w:val="22"/>
+          <w:szCs w:val="22"/>
+        </w:rPr>
+        <w:t>Community events.</w:t>
+      </w:r>
+    </w:p>
+    <w:p>
+      <w:pPr>
+        <w:keepNext w:val="0"/>
+        <w:keepLines w:val="0"/>
+        <w:widowControl/>
+        <w:numPr>
+          <w:ilvl w:val="0"/>
+          <w:numId w:val="1"/>
+        </w:numPr>
+        <w:suppressLineNumbers w:val="0"/>
+        <w:spacing w:before="0" w:beforeAutospacing="1" w:after="0" w:afterAutospacing="1" w:line="360" w:lineRule="auto"/>
+        <w:ind w:left="720" w:hanging="360"/>
+        <w:rPr>
+          <w:rFonts w:hint="default" w:ascii="Arial" w:hAnsi="Arial" w:cs="Arial"/>
+          <w:sz w:val="22"/>
+          <w:szCs w:val="22"/>
+        </w:rPr>
+      </w:pPr>
+      <w:r>
+        <w:rPr>
+          <w:rFonts w:hint="default" w:ascii="Arial" w:hAnsi="Arial" w:cs="Arial"/>
+          <w:sz w:val="22"/>
+          <w:szCs w:val="22"/>
+        </w:rPr>
+        <w:t>Personalized book recommendations.</w:t>
+      </w:r>
+    </w:p>
+    <w:p>
+      <w:pPr>
+        <w:keepNext w:val="0"/>
+        <w:keepLines w:val="0"/>
+        <w:widowControl/>
+        <w:numPr>
+          <w:ilvl w:val="0"/>
+          <w:numId w:val="1"/>
+        </w:numPr>
+        <w:suppressLineNumbers w:val="0"/>
+        <w:spacing w:before="0" w:beforeAutospacing="1" w:after="0" w:afterAutospacing="1" w:line="360" w:lineRule="auto"/>
+        <w:ind w:left="720" w:hanging="360"/>
+        <w:rPr>
+          <w:rFonts w:hint="default" w:ascii="Arial" w:hAnsi="Arial" w:cs="Arial"/>
+          <w:sz w:val="22"/>
+          <w:szCs w:val="22"/>
+        </w:rPr>
+      </w:pPr>
+      <w:r>
+        <w:rPr>
+          <w:rFonts w:hint="default" w:ascii="Arial" w:hAnsi="Arial" w:cs="Arial"/>
+          <w:sz w:val="22"/>
+          <w:szCs w:val="22"/>
+        </w:rPr>
+        <w:t>Promotional campaigns highlighting library services.</w:t>
+      </w:r>
+    </w:p>
+    <w:p>
+      <w:pPr>
+        <w:pStyle w:val="22"/>
+        <w:keepNext w:val="0"/>
+        <w:keepLines w:val="0"/>
+        <w:widowControl/>
+        <w:suppressLineNumbers w:val="0"/>
+        <w:spacing w:line="360" w:lineRule="auto"/>
+        <w:rPr>
+          <w:rFonts w:hint="default" w:ascii="Arial" w:hAnsi="Arial" w:cs="Arial"/>
+          <w:sz w:val="22"/>
+          <w:szCs w:val="22"/>
+        </w:rPr>
+      </w:pPr>
+      <w:r>
+        <w:rPr>
+          <w:rFonts w:hint="default" w:ascii="Arial" w:hAnsi="Arial" w:cs="Arial"/>
+          <w:sz w:val="22"/>
+          <w:szCs w:val="22"/>
+        </w:rPr>
+        <w:t>The library could then compare checkout a</w:t>
       </w:r>
       <w:bookmarkStart w:id="1" w:name="_GoBack"/>
       <w:bookmarkEnd w:id="1"/>
       <w:r>
         <w:rPr>
-          <w:rStyle w:val="48"/>
           <w:rFonts w:hint="default" w:ascii="Arial" w:hAnsi="Arial" w:cs="Arial"/>
-          <w:lang w:val="en-US"/>
-        </w:rPr>
-        <w:t>(</w:t>
-      </w:r>
-      <w:r>
-        <w:rPr>
-          <w:rStyle w:val="48"/>
-          <w:rFonts w:hint="default" w:ascii="Arial" w:hAnsi="Arial" w:cs="Arial" w:eastAsiaTheme="minorEastAsia"/>
-        </w:rPr>
-        <w:t>26.88%</w:t>
-      </w:r>
-      <w:r>
-        <w:rPr>
-          <w:rStyle w:val="48"/>
-          <w:rFonts w:hint="default" w:ascii="Arial" w:hAnsi="Arial" w:cs="Arial"/>
-          <w:lang w:val="en-US"/>
-        </w:rPr>
-        <w:t>)</w:t>
-      </w:r>
-      <w:r>
-        <w:rPr>
-          <w:rStyle w:val="48"/>
-          <w:rFonts w:hint="default" w:ascii="Arial" w:hAnsi="Arial" w:cs="Arial" w:eastAsiaTheme="minorEastAsia"/>
-        </w:rPr>
-        <w:t xml:space="preserve"> of all checkouts.</w:t>
-      </w:r>
-      <w:r>
-        <w:rPr>
-          <w:rFonts w:hint="default" w:ascii="Arial" w:hAnsi="Arial" w:cs="Arial" w:eastAsiaTheme="minorEastAsia"/>
-        </w:rPr>
-        <w:br w:type="textWrapping"/>
+          <w:sz w:val="22"/>
+          <w:szCs w:val="22"/>
+        </w:rPr>
+        <w:t>ctivity before and after these actions to determine whether participation becomes more balanced across neighborhoods.</w:t>
       </w:r>
     </w:p>
     <w:p>
       <w:pPr>
-        <w:pStyle w:val="49"/>
+        <w:pStyle w:val="50"/>
         <w:spacing w:line="360" w:lineRule="auto"/>
         <w:rPr>
-          <w:rStyle w:val="48"/>
-          <w:rFonts w:hint="default" w:ascii="Arial" w:hAnsi="Arial" w:cs="Arial" w:eastAsiaTheme="minorEastAsia"/>
-        </w:rPr>
-      </w:pPr>
-      <w:r>
-        <w:rPr>
-          <w:rFonts w:hint="default" w:ascii="Arial" w:hAnsi="Arial" w:cs="Arial" w:eastAsiaTheme="minorEastAsia"/>
-        </w:rPr>
-        <w:br w:type="textWrapping"/>
-      </w:r>
-      <w:r>
-        <w:rPr>
-          <w:rStyle w:val="48"/>
-          <w:rFonts w:hint="default" w:ascii="Arial" w:hAnsi="Arial" w:cs="Arial" w:eastAsiaTheme="minorEastAsia"/>
-        </w:rPr>
-        <w:t xml:space="preserve"> The difference of **3.63 percentage points** is the largest negative difference among </w:t>
-      </w:r>
-      <w:r>
-        <w:rPr>
-          <w:rStyle w:val="48"/>
-          <w:rFonts w:hint="default" w:ascii="Arial" w:hAnsi="Arial" w:cs="Arial"/>
-          <w:lang w:val="en-US"/>
-        </w:rPr>
-        <w:t>a</w:t>
-      </w:r>
-      <w:r>
-        <w:rPr>
-          <w:rStyle w:val="48"/>
-          <w:rFonts w:hint="default" w:ascii="Arial" w:hAnsi="Arial" w:cs="Arial" w:eastAsiaTheme="minorEastAsia"/>
-        </w:rPr>
-        <w:t>ll neighborhoods.</w:t>
-      </w:r>
-    </w:p>
-    <w:p>
-      <w:pPr>
-        <w:pStyle w:val="49"/>
-        <w:spacing w:line="360" w:lineRule="auto"/>
-        <w:rPr>
-          <w:rFonts w:hint="default" w:ascii="Arial" w:hAnsi="Arial" w:cs="Arial" w:eastAsiaTheme="minorEastAsia"/>
-        </w:rPr>
-      </w:pPr>
-      <w:r>
-        <w:rPr>
-          <w:rFonts w:hint="default" w:ascii="Arial" w:hAnsi="Arial" w:cs="Arial" w:eastAsiaTheme="minorEastAsia"/>
-        </w:rPr>
-        <w:br w:type="textWrapping"/>
-      </w:r>
-      <w:r>
-        <w:rPr>
-          <w:rStyle w:val="48"/>
-          <w:rFonts w:hint="default" w:ascii="Arial" w:hAnsi="Arial" w:cs="Arial" w:eastAsiaTheme="minorEastAsia"/>
-        </w:rPr>
-        <w:t xml:space="preserve"> *   Maadi also has the lowest checkout-to-member ratio among the five neighborhoods, with </w:t>
-      </w:r>
-      <w:r>
-        <w:rPr>
-          <w:rStyle w:val="48"/>
-          <w:rFonts w:hint="default" w:ascii="Arial" w:hAnsi="Arial" w:cs="Arial" w:eastAsiaTheme="minorEastAsia"/>
-          <w:highlight w:val="yellow"/>
-        </w:rPr>
-        <w:t>5.17 checkouts per member</w:t>
-      </w:r>
-      <w:r>
-        <w:rPr>
-          <w:rStyle w:val="48"/>
-          <w:rFonts w:hint="default" w:ascii="Arial" w:hAnsi="Arial" w:cs="Arial" w:eastAsiaTheme="minorEastAsia"/>
-        </w:rPr>
-        <w:t>, compared with higher rates in the other neighborhoods</w:t>
-      </w:r>
+          <w:rStyle w:val="49"/>
+          <w:rFonts w:hint="default" w:ascii="Arial" w:hAnsi="Arial" w:cs="Arial" w:eastAsiaTheme="minorEastAsia"/>
+        </w:rPr>
+      </w:pPr>
     </w:p>
     <w:bookmarkEnd w:id="0"/>
     <w:sectPr>
@@ -429,12 +636,169 @@
 </w:footnotes>
 </file>
 
+<file path=word/numbering.xml><?xml version="1.0" encoding="utf-8"?>
+<w:numbering xmlns:wpc="http://schemas.microsoft.com/office/word/2010/wordprocessingCanvas" xmlns:mc="http://schemas.openxmlformats.org/markup-compatibility/2006" xmlns:o="urn:schemas-microsoft-com:office:office" xmlns:r="http://schemas.openxmlformats.org/officeDocument/2006/relationships" xmlns:m="http://schemas.openxmlformats.org/officeDocument/2006/math" xmlns:v="urn:schemas-microsoft-com:vml" xmlns:wp14="http://schemas.microsoft.com/office/word/2010/wordprocessingDrawing" xmlns:wp="http://schemas.openxmlformats.org/drawingml/2006/wordprocessingDrawing" xmlns:w10="urn:schemas-microsoft-com:office:word" xmlns:w="http://schemas.openxmlformats.org/wordprocessingml/2006/main" xmlns:w14="http://schemas.microsoft.com/office/word/2010/wordml" xmlns:wpg="http://schemas.microsoft.com/office/word/2010/wordprocessingGroup" xmlns:wpi="http://schemas.microsoft.com/office/word/2010/wordprocessingInk" xmlns:wne="http://schemas.microsoft.com/office/word/2006/wordml" xmlns:wps="http://schemas.microsoft.com/office/word/2010/wordprocessingShape" xmlns:wpsCustomData="http://www.wps.cn/officeDocument/2013/wpsCustomData" mc:Ignorable="w14 wp14">
+  <w:abstractNum w:abstractNumId="0">
+    <w:nsid w:val="6F4AE8F2"/>
+    <w:multiLevelType w:val="multilevel"/>
+    <w:tmpl w:val="6F4AE8F2"/>
+    <w:lvl w:ilvl="0" w:tentative="0">
+      <w:start w:val="1"/>
+      <w:numFmt w:val="bullet"/>
+      <w:lvlText w:val=""/>
+      <w:lvlJc w:val="left"/>
+      <w:pPr>
+        <w:tabs>
+          <w:tab w:val="left" w:pos="720"/>
+        </w:tabs>
+        <w:ind w:left="720" w:hanging="360"/>
+      </w:pPr>
+      <w:rPr>
+        <w:rFonts w:ascii="Symbol" w:hAnsi="Symbol" w:cs="Symbol"/>
+        <w:sz w:val="20"/>
+      </w:rPr>
+    </w:lvl>
+    <w:lvl w:ilvl="1" w:tentative="0">
+      <w:start w:val="1"/>
+      <w:numFmt w:val="bullet"/>
+      <w:lvlText w:val="o"/>
+      <w:lvlJc w:val="left"/>
+      <w:pPr>
+        <w:tabs>
+          <w:tab w:val="left" w:pos="1440"/>
+        </w:tabs>
+        <w:ind w:left="1440" w:hanging="360"/>
+      </w:pPr>
+      <w:rPr>
+        <w:rFonts w:ascii="Courier New" w:hAnsi="Courier New" w:cs="Courier New"/>
+        <w:sz w:val="20"/>
+      </w:rPr>
+    </w:lvl>
+    <w:lvl w:ilvl="2" w:tentative="0">
+      <w:start w:val="1"/>
+      <w:numFmt w:val="bullet"/>
+      <w:lvlText w:val=""/>
+      <w:lvlJc w:val="left"/>
+      <w:pPr>
+        <w:tabs>
+          <w:tab w:val="left" w:pos="2160"/>
+        </w:tabs>
+        <w:ind w:left="2160" w:hanging="360"/>
+      </w:pPr>
+      <w:rPr>
+        <w:rFonts w:ascii="Wingdings" w:hAnsi="Wingdings" w:cs="Wingdings"/>
+        <w:sz w:val="20"/>
+      </w:rPr>
+    </w:lvl>
+    <w:lvl w:ilvl="3" w:tentative="0">
+      <w:start w:val="1"/>
+      <w:numFmt w:val="bullet"/>
+      <w:lvlText w:val=""/>
+      <w:lvlJc w:val="left"/>
+      <w:pPr>
+        <w:tabs>
+          <w:tab w:val="left" w:pos="2880"/>
+        </w:tabs>
+        <w:ind w:left="2880" w:hanging="360"/>
+      </w:pPr>
+      <w:rPr>
+        <w:rFonts w:hint="default" w:ascii="Wingdings" w:hAnsi="Wingdings" w:cs="Wingdings"/>
+        <w:sz w:val="20"/>
+      </w:rPr>
+    </w:lvl>
+    <w:lvl w:ilvl="4" w:tentative="0">
+      <w:start w:val="1"/>
+      <w:numFmt w:val="bullet"/>
+      <w:lvlText w:val=""/>
+      <w:lvlJc w:val="left"/>
+      <w:pPr>
+        <w:tabs>
+          <w:tab w:val="left" w:pos="3600"/>
+        </w:tabs>
+        <w:ind w:left="3600" w:hanging="360"/>
+      </w:pPr>
+      <w:rPr>
+        <w:rFonts w:hint="default" w:ascii="Wingdings" w:hAnsi="Wingdings" w:cs="Wingdings"/>
+        <w:sz w:val="20"/>
+      </w:rPr>
+    </w:lvl>
+    <w:lvl w:ilvl="5" w:tentative="0">
+      <w:start w:val="1"/>
+      <w:numFmt w:val="bullet"/>
+      <w:lvlText w:val=""/>
+      <w:lvlJc w:val="left"/>
+      <w:pPr>
+        <w:tabs>
+          <w:tab w:val="left" w:pos="4320"/>
+        </w:tabs>
+        <w:ind w:left="4320" w:hanging="360"/>
+      </w:pPr>
+      <w:rPr>
+        <w:rFonts w:hint="default" w:ascii="Wingdings" w:hAnsi="Wingdings" w:cs="Wingdings"/>
+        <w:sz w:val="20"/>
+      </w:rPr>
+    </w:lvl>
+    <w:lvl w:ilvl="6" w:tentative="0">
+      <w:start w:val="1"/>
+      <w:numFmt w:val="bullet"/>
+      <w:lvlText w:val=""/>
+      <w:lvlJc w:val="left"/>
+      <w:pPr>
+        <w:tabs>
+          <w:tab w:val="left" w:pos="5040"/>
+        </w:tabs>
+        <w:ind w:left="5040" w:hanging="360"/>
+      </w:pPr>
+      <w:rPr>
+        <w:rFonts w:hint="default" w:ascii="Wingdings" w:hAnsi="Wingdings" w:cs="Wingdings"/>
+        <w:sz w:val="20"/>
+      </w:rPr>
+    </w:lvl>
+    <w:lvl w:ilvl="7" w:tentative="0">
+      <w:start w:val="1"/>
+      <w:numFmt w:val="bullet"/>
+      <w:lvlText w:val=""/>
+      <w:lvlJc w:val="left"/>
+      <w:pPr>
+        <w:tabs>
+          <w:tab w:val="left" w:pos="5760"/>
+        </w:tabs>
+        <w:ind w:left="5760" w:hanging="360"/>
+      </w:pPr>
+      <w:rPr>
+        <w:rFonts w:hint="default" w:ascii="Wingdings" w:hAnsi="Wingdings" w:cs="Wingdings"/>
+        <w:sz w:val="20"/>
+      </w:rPr>
+    </w:lvl>
+    <w:lvl w:ilvl="8" w:tentative="0">
+      <w:start w:val="1"/>
+      <w:numFmt w:val="bullet"/>
+      <w:lvlText w:val=""/>
+      <w:lvlJc w:val="left"/>
+      <w:pPr>
+        <w:tabs>
+          <w:tab w:val="left" w:pos="6480"/>
+        </w:tabs>
+        <w:ind w:left="6480" w:hanging="360"/>
+      </w:pPr>
+      <w:rPr>
+        <w:rFonts w:hint="default" w:ascii="Wingdings" w:hAnsi="Wingdings" w:cs="Wingdings"/>
+        <w:sz w:val="20"/>
+      </w:rPr>
+    </w:lvl>
+  </w:abstractNum>
+  <w:num w:numId="1">
+    <w:abstractNumId w:val="0"/>
+  </w:num>
+</w:numbering>
+</file>
+
 <file path=word/styles.xml><?xml version="1.0" encoding="utf-8"?>
 <w:styles xmlns:mc="http://schemas.openxmlformats.org/markup-compatibility/2006" xmlns:o="urn:schemas-microsoft-com:office:office" xmlns:r="http://schemas.openxmlformats.org/officeDocument/2006/relationships" xmlns:m="http://schemas.openxmlformats.org/officeDocument/2006/math" xmlns:v="urn:schemas-microsoft-com:vml" xmlns:w="http://schemas.openxmlformats.org/wordprocessingml/2006/main" xmlns:w14="http://schemas.microsoft.com/office/word/2010/wordml" xmlns:w10="urn:schemas-microsoft-com:office:word" xmlns:sl="http://schemas.openxmlformats.org/schemaLibrary/2006/main" xmlns:wpsCustomData="http://www.wps.cn/officeDocument/2013/wpsCustomData" mc:Ignorable="w14">
   <w:docDefaults>
     <w:rPrDefault>
       <w:rPr>
-        <w:rFonts w:asciiTheme="minorHAnsi" w:hAnsiTheme="minorHAnsi" w:eastAsiaTheme="minorEastAsia" w:cstheme="minorBidi"/>
+        <w:rFonts w:ascii="Times New Roman" w:hAnsi="Times New Roman" w:eastAsia="SimSun" w:cs="Times New Roman"/>
       </w:rPr>
     </w:rPrDefault>
     <w:pPrDefault/>
@@ -474,11 +838,11 @@
     <w:lsdException w:unhideWhenUsed="0" w:uiPriority="0" w:semiHidden="0" w:name="header"/>
     <w:lsdException w:unhideWhenUsed="0" w:uiPriority="0" w:semiHidden="0" w:name="footer"/>
     <w:lsdException w:unhideWhenUsed="0" w:uiPriority="0" w:semiHidden="0" w:name="index heading"/>
-    <w:lsdException w:unhideWhenUsed="0" w:uiPriority="0" w:semiHidden="0" w:name="caption"/>
+    <w:lsdException w:qFormat="1" w:unhideWhenUsed="0" w:uiPriority="0" w:semiHidden="0" w:name="caption"/>
     <w:lsdException w:unhideWhenUsed="0" w:uiPriority="0" w:semiHidden="0" w:name="table of figures"/>
     <w:lsdException w:unhideWhenUsed="0" w:uiPriority="0" w:semiHidden="0" w:name="envelope address"/>
     <w:lsdException w:unhideWhenUsed="0" w:uiPriority="0" w:semiHidden="0" w:name="envelope return"/>
-    <w:lsdException w:unhideWhenUsed="0" w:uiPriority="0" w:semiHidden="0" w:name="footnote reference"/>
+    <w:lsdException w:qFormat="1" w:unhideWhenUsed="0" w:uiPriority="0" w:semiHidden="0" w:name="footnote reference"/>
     <w:lsdException w:unhideWhenUsed="0" w:uiPriority="0" w:semiHidden="0" w:name="annotation reference"/>
     <w:lsdException w:unhideWhenUsed="0" w:uiPriority="0" w:semiHidden="0" w:name="line number"/>
     <w:lsdException w:unhideWhenUsed="0" w:uiPriority="0" w:semiHidden="0" w:name="page number"/>
@@ -525,7 +889,7 @@
     <w:lsdException w:unhideWhenUsed="0" w:uiPriority="0" w:semiHidden="0" w:name="Body Text Indent 2"/>
     <w:lsdException w:unhideWhenUsed="0" w:uiPriority="0" w:semiHidden="0" w:name="Body Text Indent 3"/>
     <w:lsdException w:qFormat="1" w:uiPriority="9" w:semiHidden="0" w:name="Block Text"/>
-    <w:lsdException w:unhideWhenUsed="0" w:uiPriority="0" w:semiHidden="0" w:name="Hyperlink"/>
+    <w:lsdException w:qFormat="1" w:unhideWhenUsed="0" w:uiPriority="0" w:semiHidden="0" w:name="Hyperlink"/>
     <w:lsdException w:unhideWhenUsed="0" w:uiPriority="0" w:semiHidden="0" w:name="FollowedHyperlink"/>
     <w:lsdException w:unhideWhenUsed="0" w:uiPriority="0" w:semiHidden="0" w:name="Strong"/>
     <w:lsdException w:unhideWhenUsed="0" w:uiPriority="0" w:semiHidden="0" w:name="Emphasis"/>
@@ -543,7 +907,7 @@
     <w:lsdException w:unhideWhenUsed="0" w:uiPriority="0" w:semiHidden="0" w:name="HTML Sample"/>
     <w:lsdException w:unhideWhenUsed="0" w:uiPriority="0" w:semiHidden="0" w:name="HTML Typewriter"/>
     <w:lsdException w:unhideWhenUsed="0" w:uiPriority="0" w:semiHidden="0" w:name="HTML Variable"/>
-    <w:lsdException w:unhideWhenUsed="0" w:uiPriority="0" w:semiHidden="0" w:name="Normal Table"/>
+    <w:lsdException w:qFormat="1" w:unhideWhenUsed="0" w:uiPriority="0" w:semiHidden="0" w:name="Normal Table"/>
     <w:lsdException w:unhideWhenUsed="0" w:uiPriority="0" w:semiHidden="0" w:name="annotation subject"/>
     <w:lsdException w:unhideWhenUsed="0" w:uiPriority="0" w:semiHidden="0" w:name="Table Simple 1"/>
     <w:lsdException w:unhideWhenUsed="0" w:uiPriority="0" w:semiHidden="0" w:name="Table Simple 2"/>
@@ -707,7 +1071,7 @@
     <w:name w:val="heading 1"/>
     <w:basedOn w:val="1"/>
     <w:next w:val="3"/>
-    <w:link w:val="31"/>
+    <w:link w:val="32"/>
     <w:qFormat/>
     <w:uiPriority w:val="9"/>
     <w:pPr>
@@ -725,28 +1089,6 @@
   </w:style>
   <w:style w:type="paragraph" w:styleId="4">
     <w:name w:val="heading 2"/>
-    <w:basedOn w:val="1"/>
-    <w:next w:val="3"/>
-    <w:link w:val="32"/>
-    <w:semiHidden/>
-    <w:unhideWhenUsed/>
-    <w:qFormat/>
-    <w:uiPriority w:val="9"/>
-    <w:pPr>
-      <w:keepNext/>
-      <w:keepLines/>
-      <w:spacing w:before="160" w:after="80"/>
-      <w:outlineLvl w:val="1"/>
-    </w:pPr>
-    <w:rPr>
-      <w:rFonts w:asciiTheme="majorHAnsi" w:hAnsiTheme="majorHAnsi" w:eastAsiaTheme="majorEastAsia" w:cstheme="majorBidi"/>
-      <w:color w:val="0F4761" w:themeColor="accent1" w:themeShade="BF"/>
-      <w:sz w:val="32"/>
-      <w:szCs w:val="32"/>
-    </w:rPr>
-  </w:style>
-  <w:style w:type="paragraph" w:styleId="5">
-    <w:name w:val="heading 3"/>
     <w:basedOn w:val="1"/>
     <w:next w:val="3"/>
     <w:link w:val="33"/>
@@ -758,17 +1100,17 @@
       <w:keepNext/>
       <w:keepLines/>
       <w:spacing w:before="160" w:after="80"/>
-      <w:outlineLvl w:val="2"/>
-    </w:pPr>
-    <w:rPr>
-      <w:rFonts w:eastAsiaTheme="majorEastAsia" w:cstheme="majorBidi"/>
+      <w:outlineLvl w:val="1"/>
+    </w:pPr>
+    <w:rPr>
+      <w:rFonts w:asciiTheme="majorHAnsi" w:hAnsiTheme="majorHAnsi" w:eastAsiaTheme="majorEastAsia" w:cstheme="majorBidi"/>
       <w:color w:val="0F4761" w:themeColor="accent1" w:themeShade="BF"/>
-      <w:sz w:val="28"/>
-      <w:szCs w:val="28"/>
-    </w:rPr>
-  </w:style>
-  <w:style w:type="paragraph" w:styleId="6">
-    <w:name w:val="heading 4"/>
+      <w:sz w:val="32"/>
+      <w:szCs w:val="32"/>
+    </w:rPr>
+  </w:style>
+  <w:style w:type="paragraph" w:styleId="5">
+    <w:name w:val="heading 3"/>
     <w:basedOn w:val="1"/>
     <w:next w:val="3"/>
     <w:link w:val="34"/>
@@ -779,18 +1121,18 @@
     <w:pPr>
       <w:keepNext/>
       <w:keepLines/>
-      <w:spacing w:before="80" w:after="40"/>
-      <w:outlineLvl w:val="3"/>
+      <w:spacing w:before="160" w:after="80"/>
+      <w:outlineLvl w:val="2"/>
     </w:pPr>
     <w:rPr>
       <w:rFonts w:eastAsiaTheme="majorEastAsia" w:cstheme="majorBidi"/>
-      <w:i/>
-      <w:iCs/>
       <w:color w:val="0F4761" w:themeColor="accent1" w:themeShade="BF"/>
-    </w:rPr>
-  </w:style>
-  <w:style w:type="paragraph" w:styleId="7">
-    <w:name w:val="heading 5"/>
+      <w:sz w:val="28"/>
+      <w:szCs w:val="28"/>
+    </w:rPr>
+  </w:style>
+  <w:style w:type="paragraph" w:styleId="6">
+    <w:name w:val="heading 4"/>
     <w:basedOn w:val="1"/>
     <w:next w:val="3"/>
     <w:link w:val="35"/>
@@ -802,15 +1144,17 @@
       <w:keepNext/>
       <w:keepLines/>
       <w:spacing w:before="80" w:after="40"/>
-      <w:outlineLvl w:val="4"/>
+      <w:outlineLvl w:val="3"/>
     </w:pPr>
     <w:rPr>
       <w:rFonts w:eastAsiaTheme="majorEastAsia" w:cstheme="majorBidi"/>
+      <w:i/>
+      <w:iCs/>
       <w:color w:val="0F4761" w:themeColor="accent1" w:themeShade="BF"/>
     </w:rPr>
   </w:style>
-  <w:style w:type="paragraph" w:styleId="8">
-    <w:name w:val="heading 6"/>
+  <w:style w:type="paragraph" w:styleId="7">
+    <w:name w:val="heading 5"/>
     <w:basedOn w:val="1"/>
     <w:next w:val="3"/>
     <w:link w:val="36"/>
@@ -821,18 +1165,16 @@
     <w:pPr>
       <w:keepNext/>
       <w:keepLines/>
-      <w:spacing w:before="40" w:after="0"/>
-      <w:outlineLvl w:val="5"/>
+      <w:spacing w:before="80" w:after="40"/>
+      <w:outlineLvl w:val="4"/>
     </w:pPr>
     <w:rPr>
       <w:rFonts w:eastAsiaTheme="majorEastAsia" w:cstheme="majorBidi"/>
-      <w:i/>
-      <w:iCs/>
-      <w:color w:val="585858" w:themeColor="text1" w:themeTint="A6"/>
-    </w:rPr>
-  </w:style>
-  <w:style w:type="paragraph" w:styleId="9">
-    <w:name w:val="heading 7"/>
+      <w:color w:val="0F4761" w:themeColor="accent1" w:themeShade="BF"/>
+    </w:rPr>
+  </w:style>
+  <w:style w:type="paragraph" w:styleId="8">
+    <w:name w:val="heading 6"/>
     <w:basedOn w:val="1"/>
     <w:next w:val="3"/>
     <w:link w:val="37"/>
@@ -844,15 +1186,17 @@
       <w:keepNext/>
       <w:keepLines/>
       <w:spacing w:before="40" w:after="0"/>
-      <w:outlineLvl w:val="6"/>
+      <w:outlineLvl w:val="5"/>
     </w:pPr>
     <w:rPr>
       <w:rFonts w:eastAsiaTheme="majorEastAsia" w:cstheme="majorBidi"/>
+      <w:i/>
+      <w:iCs/>
       <w:color w:val="585858" w:themeColor="text1" w:themeTint="A6"/>
     </w:rPr>
   </w:style>
-  <w:style w:type="paragraph" w:styleId="10">
-    <w:name w:val="heading 8"/>
+  <w:style w:type="paragraph" w:styleId="9">
+    <w:name w:val="heading 7"/>
     <w:basedOn w:val="1"/>
     <w:next w:val="3"/>
     <w:link w:val="38"/>
@@ -863,18 +1207,16 @@
     <w:pPr>
       <w:keepNext/>
       <w:keepLines/>
-      <w:spacing w:after="0"/>
-      <w:outlineLvl w:val="7"/>
+      <w:spacing w:before="40" w:after="0"/>
+      <w:outlineLvl w:val="6"/>
     </w:pPr>
     <w:rPr>
       <w:rFonts w:eastAsiaTheme="majorEastAsia" w:cstheme="majorBidi"/>
-      <w:i/>
-      <w:iCs/>
-      <w:color w:val="262626" w:themeColor="text1" w:themeTint="D8"/>
-    </w:rPr>
-  </w:style>
-  <w:style w:type="paragraph" w:styleId="11">
-    <w:name w:val="heading 9"/>
+      <w:color w:val="585858" w:themeColor="text1" w:themeTint="A6"/>
+    </w:rPr>
+  </w:style>
+  <w:style w:type="paragraph" w:styleId="10">
+    <w:name w:val="heading 8"/>
     <w:basedOn w:val="1"/>
     <w:next w:val="3"/>
     <w:link w:val="39"/>
@@ -886,6 +1228,28 @@
       <w:keepNext/>
       <w:keepLines/>
       <w:spacing w:after="0"/>
+      <w:outlineLvl w:val="7"/>
+    </w:pPr>
+    <w:rPr>
+      <w:rFonts w:eastAsiaTheme="majorEastAsia" w:cstheme="majorBidi"/>
+      <w:i/>
+      <w:iCs/>
+      <w:color w:val="262626" w:themeColor="text1" w:themeTint="D8"/>
+    </w:rPr>
+  </w:style>
+  <w:style w:type="paragraph" w:styleId="11">
+    <w:name w:val="heading 9"/>
+    <w:basedOn w:val="1"/>
+    <w:next w:val="3"/>
+    <w:link w:val="40"/>
+    <w:semiHidden/>
+    <w:unhideWhenUsed/>
+    <w:qFormat/>
+    <w:uiPriority w:val="9"/>
+    <w:pPr>
+      <w:keepNext/>
+      <w:keepLines/>
+      <w:spacing w:after="0"/>
       <w:outlineLvl w:val="8"/>
     </w:pPr>
     <w:rPr>
@@ -902,6 +1266,7 @@
   </w:style>
   <w:style w:type="table" w:default="1" w:styleId="13">
     <w:name w:val="Normal Table"/>
+    <w:qFormat/>
     <w:uiPriority w:val="0"/>
     <w:tblPr>
       <w:tblCellMar>
@@ -937,6 +1302,7 @@
   <w:style w:type="paragraph" w:styleId="15">
     <w:name w:val="caption"/>
     <w:basedOn w:val="1"/>
+    <w:qFormat/>
     <w:uiPriority w:val="0"/>
     <w:pPr>
       <w:spacing w:before="0" w:after="120"/>
@@ -964,7 +1330,7 @@
     <w:name w:val="Title"/>
     <w:basedOn w:val="1"/>
     <w:next w:val="3"/>
-    <w:link w:val="25"/>
+    <w:link w:val="26"/>
     <w:qFormat/>
     <w:uiPriority w:val="10"/>
     <w:pPr>
@@ -981,6 +1347,7 @@
   <w:style w:type="character" w:styleId="18">
     <w:name w:val="footnote reference"/>
     <w:basedOn w:val="19"/>
+    <w:qFormat/>
     <w:uiPriority w:val="0"/>
     <w:rPr>
       <w:vertAlign w:val="superscript"/>
@@ -1002,16 +1369,32 @@
   <w:style w:type="character" w:styleId="21">
     <w:name w:val="Hyperlink"/>
     <w:basedOn w:val="19"/>
+    <w:qFormat/>
     <w:uiPriority w:val="0"/>
     <w:rPr>
       <w:color w:val="156082" w:themeColor="accent1"/>
     </w:rPr>
   </w:style>
   <w:style w:type="paragraph" w:styleId="22">
+    <w:name w:val="Normal (Web)"/>
+    <w:uiPriority w:val="0"/>
+    <w:pPr>
+      <w:spacing w:before="0" w:beforeAutospacing="1" w:after="0" w:afterAutospacing="1"/>
+      <w:ind w:left="0" w:right="0"/>
+      <w:jc w:val="left"/>
+    </w:pPr>
+    <w:rPr>
+      <w:kern w:val="0"/>
+      <w:sz w:val="24"/>
+      <w:szCs w:val="24"/>
+      <w:lang w:val="en-US" w:eastAsia="zh-CN" w:bidi="ar"/>
+    </w:rPr>
+  </w:style>
+  <w:style w:type="paragraph" w:styleId="23">
     <w:name w:val="Subtitle"/>
     <w:basedOn w:val="17"/>
     <w:next w:val="3"/>
-    <w:link w:val="26"/>
+    <w:link w:val="27"/>
     <w:qFormat/>
     <w:uiPriority w:val="11"/>
     <w:rPr>
@@ -1021,14 +1404,14 @@
       <w:szCs w:val="28"/>
     </w:rPr>
   </w:style>
-  <w:style w:type="paragraph" w:customStyle="1" w:styleId="23">
+  <w:style w:type="paragraph" w:customStyle="1" w:styleId="24">
     <w:name w:val="First Paragraph"/>
     <w:basedOn w:val="3"/>
     <w:next w:val="3"/>
     <w:qFormat/>
     <w:uiPriority w:val="0"/>
   </w:style>
-  <w:style w:type="paragraph" w:customStyle="1" w:styleId="24">
+  <w:style w:type="paragraph" w:customStyle="1" w:styleId="25">
     <w:name w:val="Compact"/>
     <w:basedOn w:val="3"/>
     <w:qFormat/>
@@ -1037,7 +1420,7 @@
       <w:spacing w:before="36" w:after="36"/>
     </w:pPr>
   </w:style>
-  <w:style w:type="character" w:customStyle="1" w:styleId="25">
+  <w:style w:type="character" w:customStyle="1" w:styleId="26">
     <w:name w:val="Title Char"/>
     <w:basedOn w:val="12"/>
     <w:link w:val="17"/>
@@ -1049,10 +1432,11 @@
       <w:szCs w:val="56"/>
     </w:rPr>
   </w:style>
-  <w:style w:type="character" w:customStyle="1" w:styleId="26">
+  <w:style w:type="character" w:customStyle="1" w:styleId="27">
     <w:name w:val="Subtitle Char"/>
     <w:basedOn w:val="12"/>
-    <w:link w:val="22"/>
+    <w:link w:val="23"/>
+    <w:qFormat/>
     <w:uiPriority w:val="11"/>
     <w:rPr>
       <w:rFonts w:eastAsiaTheme="majorEastAsia" w:cstheme="majorBidi"/>
@@ -1062,7 +1446,7 @@
       <w:szCs w:val="28"/>
     </w:rPr>
   </w:style>
-  <w:style w:type="paragraph" w:customStyle="1" w:styleId="27">
+  <w:style w:type="paragraph" w:customStyle="1" w:styleId="28">
     <w:name w:val="Author"/>
     <w:basedOn w:val="17"/>
     <w:next w:val="3"/>
@@ -1077,10 +1461,10 @@
       <w:szCs w:val="24"/>
     </w:rPr>
   </w:style>
-  <w:style w:type="paragraph" w:customStyle="1" w:styleId="28">
+  <w:style w:type="paragraph" w:customStyle="1" w:styleId="29">
     <w:name w:val="Abstract Title"/>
     <w:basedOn w:val="1"/>
-    <w:next w:val="29"/>
+    <w:next w:val="30"/>
     <w:qFormat/>
     <w:uiPriority w:val="0"/>
     <w:pPr>
@@ -1095,7 +1479,7 @@
       <w:szCs w:val="20"/>
     </w:rPr>
   </w:style>
-  <w:style w:type="paragraph" w:customStyle="1" w:styleId="29">
+  <w:style w:type="paragraph" w:customStyle="1" w:styleId="30">
     <w:name w:val="Abstract"/>
     <w:basedOn w:val="1"/>
     <w:next w:val="3"/>
@@ -1111,16 +1495,17 @@
       <w:szCs w:val="20"/>
     </w:rPr>
   </w:style>
-  <w:style w:type="paragraph" w:customStyle="1" w:styleId="30">
+  <w:style w:type="paragraph" w:customStyle="1" w:styleId="31">
     <w:name w:val="Bibliography"/>
     <w:basedOn w:val="1"/>
     <w:qFormat/>
     <w:uiPriority w:val="0"/>
   </w:style>
-  <w:style w:type="character" w:customStyle="1" w:styleId="31">
+  <w:style w:type="character" w:customStyle="1" w:styleId="32">
     <w:name w:val="Heading 1 Char"/>
     <w:basedOn w:val="12"/>
     <w:link w:val="2"/>
+    <w:qFormat/>
     <w:uiPriority w:val="9"/>
     <w:rPr>
       <w:rFonts w:asciiTheme="majorHAnsi" w:hAnsiTheme="majorHAnsi" w:eastAsiaTheme="majorEastAsia" w:cstheme="majorBidi"/>
@@ -1129,11 +1514,12 @@
       <w:szCs w:val="40"/>
     </w:rPr>
   </w:style>
-  <w:style w:type="character" w:customStyle="1" w:styleId="32">
+  <w:style w:type="character" w:customStyle="1" w:styleId="33">
     <w:name w:val="Heading 2 Char"/>
     <w:basedOn w:val="12"/>
     <w:link w:val="4"/>
     <w:semiHidden/>
+    <w:qFormat/>
     <w:uiPriority w:val="9"/>
     <w:rPr>
       <w:rFonts w:asciiTheme="majorHAnsi" w:hAnsiTheme="majorHAnsi" w:eastAsiaTheme="majorEastAsia" w:cstheme="majorBidi"/>
@@ -1142,11 +1528,12 @@
       <w:szCs w:val="32"/>
     </w:rPr>
   </w:style>
-  <w:style w:type="character" w:customStyle="1" w:styleId="33">
+  <w:style w:type="character" w:customStyle="1" w:styleId="34">
     <w:name w:val="Heading 3 Char"/>
     <w:basedOn w:val="12"/>
     <w:link w:val="5"/>
     <w:semiHidden/>
+    <w:qFormat/>
     <w:uiPriority w:val="9"/>
     <w:rPr>
       <w:rFonts w:eastAsiaTheme="majorEastAsia" w:cstheme="majorBidi"/>
@@ -1155,11 +1542,12 @@
       <w:szCs w:val="28"/>
     </w:rPr>
   </w:style>
-  <w:style w:type="character" w:customStyle="1" w:styleId="34">
+  <w:style w:type="character" w:customStyle="1" w:styleId="35">
     <w:name w:val="Heading 4 Char"/>
     <w:basedOn w:val="12"/>
     <w:link w:val="6"/>
     <w:semiHidden/>
+    <w:qFormat/>
     <w:uiPriority w:val="9"/>
     <w:rPr>
       <w:rFonts w:eastAsiaTheme="majorEastAsia" w:cstheme="majorBidi"/>
@@ -1168,22 +1556,24 @@
       <w:color w:val="0F4761" w:themeColor="accent1" w:themeShade="BF"/>
     </w:rPr>
   </w:style>
-  <w:style w:type="character" w:customStyle="1" w:styleId="35">
+  <w:style w:type="character" w:customStyle="1" w:styleId="36">
     <w:name w:val="Heading 5 Char"/>
     <w:basedOn w:val="12"/>
     <w:link w:val="7"/>
     <w:semiHidden/>
+    <w:qFormat/>
     <w:uiPriority w:val="9"/>
     <w:rPr>
       <w:rFonts w:eastAsiaTheme="majorEastAsia" w:cstheme="majorBidi"/>
       <w:color w:val="0F4761" w:themeColor="accent1" w:themeShade="BF"/>
     </w:rPr>
   </w:style>
-  <w:style w:type="character" w:customStyle="1" w:styleId="36">
+  <w:style w:type="character" w:customStyle="1" w:styleId="37">
     <w:name w:val="Heading 6 Char"/>
     <w:basedOn w:val="12"/>
     <w:link w:val="8"/>
     <w:semiHidden/>
+    <w:qFormat/>
     <w:uiPriority w:val="9"/>
     <w:rPr>
       <w:rFonts w:eastAsiaTheme="majorEastAsia" w:cstheme="majorBidi"/>
@@ -1192,7 +1582,7 @@
       <w:color w:val="585858" w:themeColor="text1" w:themeTint="A6"/>
     </w:rPr>
   </w:style>
-  <w:style w:type="character" w:customStyle="1" w:styleId="37">
+  <w:style w:type="character" w:customStyle="1" w:styleId="38">
     <w:name w:val="Heading 7 Char"/>
     <w:basedOn w:val="12"/>
     <w:link w:val="9"/>
@@ -1204,7 +1594,7 @@
       <w:color w:val="585858" w:themeColor="text1" w:themeTint="A6"/>
     </w:rPr>
   </w:style>
-  <w:style w:type="character" w:customStyle="1" w:styleId="38">
+  <w:style w:type="character" w:customStyle="1" w:styleId="39">
     <w:name w:val="Heading 8 Char"/>
     <w:basedOn w:val="12"/>
     <w:link w:val="10"/>
@@ -1218,18 +1608,19 @@
       <w:color w:val="262626" w:themeColor="text1" w:themeTint="D8"/>
     </w:rPr>
   </w:style>
-  <w:style w:type="character" w:customStyle="1" w:styleId="39">
+  <w:style w:type="character" w:customStyle="1" w:styleId="40">
     <w:name w:val="Heading 9 Char"/>
     <w:basedOn w:val="12"/>
     <w:link w:val="11"/>
     <w:semiHidden/>
+    <w:qFormat/>
     <w:uiPriority w:val="9"/>
     <w:rPr>
       <w:rFonts w:eastAsiaTheme="majorEastAsia" w:cstheme="majorBidi"/>
       <w:color w:val="262626" w:themeColor="text1" w:themeTint="D8"/>
     </w:rPr>
   </w:style>
-  <w:style w:type="paragraph" w:customStyle="1" w:styleId="40">
+  <w:style w:type="paragraph" w:customStyle="1" w:styleId="41">
     <w:name w:val="Footnote Block Text"/>
     <w:basedOn w:val="20"/>
     <w:next w:val="20"/>
@@ -1241,7 +1632,7 @@
       <w:ind w:left="480" w:right="480" w:firstLine="0"/>
     </w:pPr>
   </w:style>
-  <w:style w:type="table" w:customStyle="1" w:styleId="41">
+  <w:style w:type="table" w:customStyle="1" w:styleId="42">
     <w:name w:val="Table"/>
     <w:semiHidden/>
     <w:unhideWhenUsed/>
@@ -1264,10 +1655,10 @@
       </w:tcPr>
     </w:tblStylePr>
   </w:style>
-  <w:style w:type="paragraph" w:customStyle="1" w:styleId="42">
+  <w:style w:type="paragraph" w:customStyle="1" w:styleId="43">
     <w:name w:val="Definition Term"/>
     <w:basedOn w:val="1"/>
-    <w:next w:val="43"/>
+    <w:next w:val="44"/>
     <w:qFormat/>
     <w:uiPriority w:val="0"/>
     <w:pPr>
@@ -1279,63 +1670,66 @@
       <w:b/>
     </w:rPr>
   </w:style>
-  <w:style w:type="paragraph" w:customStyle="1" w:styleId="43">
+  <w:style w:type="paragraph" w:customStyle="1" w:styleId="44">
     <w:name w:val="Definition"/>
     <w:basedOn w:val="1"/>
     <w:qFormat/>
     <w:uiPriority w:val="0"/>
   </w:style>
-  <w:style w:type="paragraph" w:customStyle="1" w:styleId="44">
+  <w:style w:type="paragraph" w:customStyle="1" w:styleId="45">
     <w:name w:val="Table Caption"/>
     <w:basedOn w:val="15"/>
+    <w:qFormat/>
     <w:uiPriority w:val="0"/>
     <w:pPr>
       <w:keepNext/>
     </w:pPr>
   </w:style>
-  <w:style w:type="paragraph" w:customStyle="1" w:styleId="45">
+  <w:style w:type="paragraph" w:customStyle="1" w:styleId="46">
     <w:name w:val="Image Caption"/>
     <w:basedOn w:val="15"/>
-    <w:uiPriority w:val="0"/>
-  </w:style>
-  <w:style w:type="paragraph" w:customStyle="1" w:styleId="46">
+    <w:qFormat/>
+    <w:uiPriority w:val="0"/>
+  </w:style>
+  <w:style w:type="paragraph" w:customStyle="1" w:styleId="47">
     <w:name w:val="Figure"/>
     <w:basedOn w:val="1"/>
-    <w:uiPriority w:val="0"/>
-  </w:style>
-  <w:style w:type="paragraph" w:customStyle="1" w:styleId="47">
+    <w:qFormat/>
+    <w:uiPriority w:val="0"/>
+  </w:style>
+  <w:style w:type="paragraph" w:customStyle="1" w:styleId="48">
     <w:name w:val="Captioned Figure"/>
-    <w:basedOn w:val="46"/>
+    <w:basedOn w:val="47"/>
     <w:uiPriority w:val="0"/>
     <w:pPr>
       <w:keepNext/>
     </w:pPr>
   </w:style>
-  <w:style w:type="character" w:customStyle="1" w:styleId="48">
+  <w:style w:type="character" w:customStyle="1" w:styleId="49">
     <w:name w:val="Verbatim Char"/>
     <w:basedOn w:val="19"/>
-    <w:link w:val="49"/>
+    <w:link w:val="50"/>
     <w:uiPriority w:val="0"/>
     <w:rPr>
       <w:rFonts w:ascii="Consolas" w:hAnsi="Consolas"/>
       <w:sz w:val="22"/>
     </w:rPr>
   </w:style>
-  <w:style w:type="paragraph" w:customStyle="1" w:styleId="49">
+  <w:style w:type="paragraph" w:customStyle="1" w:styleId="50">
     <w:name w:val="Source Code"/>
     <w:basedOn w:val="1"/>
-    <w:link w:val="48"/>
+    <w:link w:val="49"/>
     <w:uiPriority w:val="0"/>
     <w:pPr>
       <w:wordWrap w:val="0"/>
     </w:pPr>
   </w:style>
-  <w:style w:type="character" w:customStyle="1" w:styleId="50">
+  <w:style w:type="character" w:customStyle="1" w:styleId="51">
     <w:name w:val="Section Number"/>
     <w:basedOn w:val="19"/>
     <w:uiPriority w:val="0"/>
   </w:style>
-  <w:style w:type="paragraph" w:customStyle="1" w:styleId="51">
+  <w:style w:type="paragraph" w:customStyle="1" w:styleId="52">
     <w:name w:val="TOC Heading"/>
     <w:basedOn w:val="2"/>
     <w:next w:val="3"/>
@@ -1351,125 +1745,126 @@
       <w:color w:val="0F4761" w:themeColor="accent1" w:themeShade="BF"/>
     </w:rPr>
   </w:style>
-  <w:style w:type="character" w:customStyle="1" w:styleId="52">
+  <w:style w:type="character" w:customStyle="1" w:styleId="53">
     <w:name w:val="KeywordTok"/>
-    <w:basedOn w:val="48"/>
+    <w:basedOn w:val="49"/>
     <w:uiPriority w:val="0"/>
     <w:rPr>
       <w:b/>
       <w:color w:val="007020"/>
     </w:rPr>
   </w:style>
-  <w:style w:type="character" w:customStyle="1" w:styleId="53">
+  <w:style w:type="character" w:customStyle="1" w:styleId="54">
     <w:name w:val="DataTypeTok"/>
-    <w:basedOn w:val="48"/>
+    <w:basedOn w:val="49"/>
     <w:uiPriority w:val="0"/>
     <w:rPr>
       <w:color w:val="902000"/>
     </w:rPr>
   </w:style>
-  <w:style w:type="character" w:customStyle="1" w:styleId="54">
+  <w:style w:type="character" w:customStyle="1" w:styleId="55">
     <w:name w:val="DecValTok"/>
-    <w:basedOn w:val="48"/>
+    <w:basedOn w:val="49"/>
+    <w:qFormat/>
     <w:uiPriority w:val="0"/>
     <w:rPr>
       <w:color w:val="40A070"/>
     </w:rPr>
   </w:style>
-  <w:style w:type="character" w:customStyle="1" w:styleId="55">
+  <w:style w:type="character" w:customStyle="1" w:styleId="56">
     <w:name w:val="BaseNTok"/>
-    <w:basedOn w:val="48"/>
+    <w:basedOn w:val="49"/>
     <w:uiPriority w:val="0"/>
     <w:rPr>
       <w:color w:val="40A070"/>
     </w:rPr>
   </w:style>
-  <w:style w:type="character" w:customStyle="1" w:styleId="56">
+  <w:style w:type="character" w:customStyle="1" w:styleId="57">
     <w:name w:val="FloatTok"/>
-    <w:basedOn w:val="48"/>
+    <w:basedOn w:val="49"/>
     <w:uiPriority w:val="0"/>
     <w:rPr>
       <w:color w:val="40A070"/>
     </w:rPr>
   </w:style>
-  <w:style w:type="character" w:customStyle="1" w:styleId="57">
+  <w:style w:type="character" w:customStyle="1" w:styleId="58">
     <w:name w:val="ConstantTok"/>
-    <w:basedOn w:val="48"/>
+    <w:basedOn w:val="49"/>
     <w:uiPriority w:val="0"/>
     <w:rPr>
       <w:color w:val="880000"/>
     </w:rPr>
   </w:style>
-  <w:style w:type="character" w:customStyle="1" w:styleId="58">
+  <w:style w:type="character" w:customStyle="1" w:styleId="59">
     <w:name w:val="CharTok"/>
-    <w:basedOn w:val="48"/>
+    <w:basedOn w:val="49"/>
     <w:uiPriority w:val="0"/>
     <w:rPr>
       <w:color w:val="4070A0"/>
     </w:rPr>
   </w:style>
-  <w:style w:type="character" w:customStyle="1" w:styleId="59">
+  <w:style w:type="character" w:customStyle="1" w:styleId="60">
     <w:name w:val="SpecialCharTok"/>
-    <w:basedOn w:val="48"/>
+    <w:basedOn w:val="49"/>
     <w:uiPriority w:val="0"/>
     <w:rPr>
       <w:color w:val="4070A0"/>
     </w:rPr>
   </w:style>
-  <w:style w:type="character" w:customStyle="1" w:styleId="60">
+  <w:style w:type="character" w:customStyle="1" w:styleId="61">
     <w:name w:val="StringTok"/>
-    <w:basedOn w:val="48"/>
+    <w:basedOn w:val="49"/>
     <w:uiPriority w:val="0"/>
     <w:rPr>
       <w:color w:val="4070A0"/>
     </w:rPr>
   </w:style>
-  <w:style w:type="character" w:customStyle="1" w:styleId="61">
+  <w:style w:type="character" w:customStyle="1" w:styleId="62">
     <w:name w:val="VerbatimStringTok"/>
-    <w:basedOn w:val="48"/>
+    <w:basedOn w:val="49"/>
     <w:uiPriority w:val="0"/>
     <w:rPr>
       <w:color w:val="4070A0"/>
     </w:rPr>
   </w:style>
-  <w:style w:type="character" w:customStyle="1" w:styleId="62">
+  <w:style w:type="character" w:customStyle="1" w:styleId="63">
     <w:name w:val="SpecialStringTok"/>
-    <w:basedOn w:val="48"/>
+    <w:basedOn w:val="49"/>
     <w:uiPriority w:val="0"/>
     <w:rPr>
       <w:color w:val="BB6688"/>
     </w:rPr>
   </w:style>
-  <w:style w:type="character" w:customStyle="1" w:styleId="63">
+  <w:style w:type="character" w:customStyle="1" w:styleId="64">
     <w:name w:val="ImportTok"/>
-    <w:basedOn w:val="48"/>
+    <w:basedOn w:val="49"/>
     <w:uiPriority w:val="0"/>
     <w:rPr>
       <w:b/>
       <w:color w:val="008000"/>
     </w:rPr>
   </w:style>
-  <w:style w:type="character" w:customStyle="1" w:styleId="64">
+  <w:style w:type="character" w:customStyle="1" w:styleId="65">
     <w:name w:val="CommentTok"/>
-    <w:basedOn w:val="48"/>
+    <w:basedOn w:val="49"/>
     <w:uiPriority w:val="0"/>
     <w:rPr>
       <w:i/>
       <w:color w:val="60A0B0"/>
     </w:rPr>
   </w:style>
-  <w:style w:type="character" w:customStyle="1" w:styleId="65">
+  <w:style w:type="character" w:customStyle="1" w:styleId="66">
     <w:name w:val="DocumentationTok"/>
-    <w:basedOn w:val="48"/>
+    <w:basedOn w:val="49"/>
     <w:uiPriority w:val="0"/>
     <w:rPr>
       <w:i/>
       <w:color w:val="BA2121"/>
     </w:rPr>
   </w:style>
-  <w:style w:type="character" w:customStyle="1" w:styleId="66">
+  <w:style w:type="character" w:customStyle="1" w:styleId="67">
     <w:name w:val="AnnotationTok"/>
-    <w:basedOn w:val="48"/>
+    <w:basedOn w:val="49"/>
     <w:uiPriority w:val="0"/>
     <w:rPr>
       <w:b/>
@@ -1477,9 +1872,9 @@
       <w:color w:val="60A0B0"/>
     </w:rPr>
   </w:style>
-  <w:style w:type="character" w:customStyle="1" w:styleId="67">
+  <w:style w:type="character" w:customStyle="1" w:styleId="68">
     <w:name w:val="CommentVarTok"/>
-    <w:basedOn w:val="48"/>
+    <w:basedOn w:val="49"/>
     <w:uiPriority w:val="0"/>
     <w:rPr>
       <w:b/>
@@ -1487,84 +1882,84 @@
       <w:color w:val="60A0B0"/>
     </w:rPr>
   </w:style>
-  <w:style w:type="character" w:customStyle="1" w:styleId="68">
+  <w:style w:type="character" w:customStyle="1" w:styleId="69">
     <w:name w:val="OtherTok"/>
-    <w:basedOn w:val="48"/>
+    <w:basedOn w:val="49"/>
     <w:uiPriority w:val="0"/>
     <w:rPr>
       <w:color w:val="007020"/>
     </w:rPr>
   </w:style>
-  <w:style w:type="character" w:customStyle="1" w:styleId="69">
+  <w:style w:type="character" w:customStyle="1" w:styleId="70">
     <w:name w:val="FunctionTok"/>
-    <w:basedOn w:val="48"/>
+    <w:basedOn w:val="49"/>
     <w:uiPriority w:val="0"/>
     <w:rPr>
       <w:color w:val="06287E"/>
     </w:rPr>
   </w:style>
-  <w:style w:type="character" w:customStyle="1" w:styleId="70">
+  <w:style w:type="character" w:customStyle="1" w:styleId="71">
     <w:name w:val="VariableTok"/>
-    <w:basedOn w:val="48"/>
+    <w:basedOn w:val="49"/>
     <w:uiPriority w:val="0"/>
     <w:rPr>
       <w:color w:val="19177C"/>
     </w:rPr>
   </w:style>
-  <w:style w:type="character" w:customStyle="1" w:styleId="71">
+  <w:style w:type="character" w:customStyle="1" w:styleId="72">
     <w:name w:val="ControlFlowTok"/>
-    <w:basedOn w:val="48"/>
+    <w:basedOn w:val="49"/>
     <w:uiPriority w:val="0"/>
     <w:rPr>
       <w:b/>
       <w:color w:val="007020"/>
     </w:rPr>
   </w:style>
-  <w:style w:type="character" w:customStyle="1" w:styleId="72">
+  <w:style w:type="character" w:customStyle="1" w:styleId="73">
     <w:name w:val="OperatorTok"/>
-    <w:basedOn w:val="48"/>
+    <w:basedOn w:val="49"/>
     <w:uiPriority w:val="0"/>
     <w:rPr>
       <w:color w:val="666666"/>
     </w:rPr>
   </w:style>
-  <w:style w:type="character" w:customStyle="1" w:styleId="73">
+  <w:style w:type="character" w:customStyle="1" w:styleId="74">
     <w:name w:val="BuiltInTok"/>
-    <w:basedOn w:val="48"/>
+    <w:basedOn w:val="49"/>
     <w:uiPriority w:val="0"/>
     <w:rPr>
       <w:color w:val="008000"/>
     </w:rPr>
   </w:style>
-  <w:style w:type="character" w:customStyle="1" w:styleId="74">
+  <w:style w:type="character" w:customStyle="1" w:styleId="75">
     <w:name w:val="ExtensionTok"/>
-    <w:basedOn w:val="48"/>
-    <w:uiPriority w:val="0"/>
-  </w:style>
-  <w:style w:type="character" w:customStyle="1" w:styleId="75">
+    <w:basedOn w:val="49"/>
+    <w:uiPriority w:val="0"/>
+  </w:style>
+  <w:style w:type="character" w:customStyle="1" w:styleId="76">
     <w:name w:val="PreprocessorTok"/>
-    <w:basedOn w:val="48"/>
+    <w:basedOn w:val="49"/>
     <w:uiPriority w:val="0"/>
     <w:rPr>
       <w:color w:val="BC7A00"/>
     </w:rPr>
   </w:style>
-  <w:style w:type="character" w:customStyle="1" w:styleId="76">
+  <w:style w:type="character" w:customStyle="1" w:styleId="77">
     <w:name w:val="AttributeTok"/>
-    <w:basedOn w:val="48"/>
+    <w:basedOn w:val="49"/>
     <w:uiPriority w:val="0"/>
     <w:rPr>
       <w:color w:val="7D9029"/>
     </w:rPr>
   </w:style>
-  <w:style w:type="character" w:customStyle="1" w:styleId="77">
+  <w:style w:type="character" w:customStyle="1" w:styleId="78">
     <w:name w:val="RegionMarkerTok"/>
-    <w:basedOn w:val="48"/>
-    <w:uiPriority w:val="0"/>
-  </w:style>
-  <w:style w:type="character" w:customStyle="1" w:styleId="78">
+    <w:basedOn w:val="49"/>
+    <w:uiPriority w:val="0"/>
+  </w:style>
+  <w:style w:type="character" w:customStyle="1" w:styleId="79">
     <w:name w:val="InformationTok"/>
-    <w:basedOn w:val="48"/>
+    <w:basedOn w:val="49"/>
     <w:uiPriority w:val="0"/>
     <w:rPr>
       <w:b/>
@@ -1572,9 +1967,9 @@
       <w:color w:val="60A0B0"/>
     </w:rPr>
   </w:style>
-  <w:style w:type="character" w:customStyle="1" w:styleId="79">
+  <w:style w:type="character" w:customStyle="1" w:styleId="80">
     <w:name w:val="WarningTok"/>
-    <w:basedOn w:val="48"/>
+    <w:basedOn w:val="49"/>
     <w:uiPriority w:val="0"/>
     <w:rPr>
       <w:b/>
@@ -1582,27 +1977,27 @@
       <w:color w:val="60A0B0"/>
     </w:rPr>
   </w:style>
-  <w:style w:type="character" w:customStyle="1" w:styleId="80">
+  <w:style w:type="character" w:customStyle="1" w:styleId="81">
     <w:name w:val="AlertTok"/>
-    <w:basedOn w:val="48"/>
+    <w:basedOn w:val="49"/>
     <w:uiPriority w:val="0"/>
     <w:rPr>
       <w:b/>
       <w:color w:val="FF0000"/>
     </w:rPr>
   </w:style>
-  <w:style w:type="character" w:customStyle="1" w:styleId="81">
+  <w:style w:type="character" w:customStyle="1" w:styleId="82">
     <w:name w:val="ErrorTok"/>
-    <w:basedOn w:val="48"/>
+    <w:basedOn w:val="49"/>
     <w:uiPriority w:val="0"/>
     <w:rPr>
       <w:b/>
       <w:color w:val="FF0000"/>
     </w:rPr>
   </w:style>
-  <w:style w:type="character" w:customStyle="1" w:styleId="82">
+  <w:style w:type="character" w:customStyle="1" w:styleId="83">
     <w:name w:val="NormalTok"/>
-    <w:basedOn w:val="48"/>
+    <w:basedOn w:val="49"/>
     <w:uiPriority w:val="0"/>
   </w:style>
 </w:styles>
